--- a/docs/user-stories-acceptance.docx
+++ b/docs/user-stories-acceptance.docx
@@ -84,7 +84,27 @@
           <w:sz w:val="28"/>
           <w:szCs w:val="28"/>
         </w:rPr>
-        <w:t>I can possess a shift that I am available to work.</w:t>
+        <w:t xml:space="preserve">I can </w:t>
+      </w:r>
+      <w:r>
+        <w:rPr>
+          <w:rFonts w:ascii="Times New Roman" w:hAnsi="Times New Roman" w:cs="Times New Roman"/>
+          <w:b/>
+          <w:bCs/>
+          <w:sz w:val="28"/>
+          <w:szCs w:val="28"/>
+        </w:rPr>
+        <w:t>exchange my assigned shift for a shift I am available to work</w:t>
+      </w:r>
+      <w:r>
+        <w:rPr>
+          <w:rFonts w:ascii="Times New Roman" w:hAnsi="Times New Roman" w:cs="Times New Roman"/>
+          <w:b/>
+          <w:bCs/>
+          <w:sz w:val="28"/>
+          <w:szCs w:val="28"/>
+        </w:rPr>
+        <w:t>.</w:t>
       </w:r>
     </w:p>
     <w:p>
@@ -132,7 +152,97 @@
           <w:sz w:val="28"/>
           <w:szCs w:val="28"/>
         </w:rPr>
-        <w:t xml:space="preserve"> eligible employees’ shift, once the request is submitted, I will receive confirmation of submission and status of request.</w:t>
+        <w:t xml:space="preserve"> </w:t>
+      </w:r>
+      <w:r>
+        <w:rPr>
+          <w:rFonts w:ascii="Times New Roman" w:hAnsi="Times New Roman" w:cs="Times New Roman"/>
+          <w:color w:val="7B7B7B" w:themeColor="accent3" w:themeShade="BF"/>
+          <w:sz w:val="28"/>
+          <w:szCs w:val="28"/>
+        </w:rPr>
+        <w:t xml:space="preserve">an </w:t>
+      </w:r>
+      <w:r>
+        <w:rPr>
+          <w:rFonts w:ascii="Times New Roman" w:hAnsi="Times New Roman" w:cs="Times New Roman"/>
+          <w:color w:val="7B7B7B" w:themeColor="accent3" w:themeShade="BF"/>
+          <w:sz w:val="28"/>
+          <w:szCs w:val="28"/>
+        </w:rPr>
+        <w:t xml:space="preserve">eligible </w:t>
+      </w:r>
+      <w:r>
+        <w:rPr>
+          <w:rFonts w:ascii="Times New Roman" w:hAnsi="Times New Roman" w:cs="Times New Roman"/>
+          <w:color w:val="7B7B7B" w:themeColor="accent3" w:themeShade="BF"/>
+          <w:sz w:val="28"/>
+          <w:szCs w:val="28"/>
+        </w:rPr>
+        <w:t>shift and a completed request</w:t>
+      </w:r>
+      <w:r>
+        <w:rPr>
+          <w:rFonts w:ascii="Times New Roman" w:hAnsi="Times New Roman" w:cs="Times New Roman"/>
+          <w:color w:val="7B7B7B" w:themeColor="accent3" w:themeShade="BF"/>
+          <w:sz w:val="28"/>
+          <w:szCs w:val="28"/>
+        </w:rPr>
+        <w:t xml:space="preserve">, </w:t>
+      </w:r>
+      <w:r>
+        <w:rPr>
+          <w:rFonts w:ascii="Times New Roman" w:hAnsi="Times New Roman" w:cs="Times New Roman"/>
+          <w:color w:val="7B7B7B" w:themeColor="accent3" w:themeShade="BF"/>
+          <w:sz w:val="28"/>
+          <w:szCs w:val="28"/>
+        </w:rPr>
+        <w:t xml:space="preserve">when I submit the request to swap shifts, the system </w:t>
+      </w:r>
+      <w:r>
+        <w:rPr>
+          <w:rFonts w:ascii="Times New Roman" w:hAnsi="Times New Roman" w:cs="Times New Roman"/>
+          <w:color w:val="7B7B7B" w:themeColor="accent3" w:themeShade="BF"/>
+          <w:sz w:val="28"/>
+          <w:szCs w:val="28"/>
+        </w:rPr>
+        <w:t>confirm</w:t>
+      </w:r>
+      <w:r>
+        <w:rPr>
+          <w:rFonts w:ascii="Times New Roman" w:hAnsi="Times New Roman" w:cs="Times New Roman"/>
+          <w:color w:val="7B7B7B" w:themeColor="accent3" w:themeShade="BF"/>
+          <w:sz w:val="28"/>
+          <w:szCs w:val="28"/>
+        </w:rPr>
+        <w:t xml:space="preserve">s the </w:t>
+      </w:r>
+      <w:r>
+        <w:rPr>
+          <w:rFonts w:ascii="Times New Roman" w:hAnsi="Times New Roman" w:cs="Times New Roman"/>
+          <w:color w:val="7B7B7B" w:themeColor="accent3" w:themeShade="BF"/>
+          <w:sz w:val="28"/>
+          <w:szCs w:val="28"/>
+        </w:rPr>
+        <w:t xml:space="preserve">submission and </w:t>
+      </w:r>
+      <w:r>
+        <w:rPr>
+          <w:rFonts w:ascii="Times New Roman" w:hAnsi="Times New Roman" w:cs="Times New Roman"/>
+          <w:color w:val="7B7B7B" w:themeColor="accent3" w:themeShade="BF"/>
+          <w:sz w:val="28"/>
+          <w:szCs w:val="28"/>
+        </w:rPr>
+        <w:t>displays its status as submitted</w:t>
+      </w:r>
+      <w:r>
+        <w:rPr>
+          <w:rFonts w:ascii="Times New Roman" w:hAnsi="Times New Roman" w:cs="Times New Roman"/>
+          <w:color w:val="7B7B7B" w:themeColor="accent3" w:themeShade="BF"/>
+          <w:sz w:val="28"/>
+          <w:szCs w:val="28"/>
+        </w:rPr>
+        <w:t>.</w:t>
       </w:r>
     </w:p>
     <w:p>
@@ -165,7 +275,47 @@
           <w:sz w:val="28"/>
           <w:szCs w:val="28"/>
         </w:rPr>
-        <w:t>As a manager, I want to see requests that are pending approval so that I can efficiently process the submitted request.</w:t>
+        <w:t xml:space="preserve">As a manager, I want to </w:t>
+      </w:r>
+      <w:r>
+        <w:rPr>
+          <w:rFonts w:ascii="Times New Roman" w:hAnsi="Times New Roman" w:cs="Times New Roman"/>
+          <w:b/>
+          <w:bCs/>
+          <w:sz w:val="28"/>
+          <w:szCs w:val="28"/>
+        </w:rPr>
+        <w:t>view</w:t>
+      </w:r>
+      <w:r>
+        <w:rPr>
+          <w:rFonts w:ascii="Times New Roman" w:hAnsi="Times New Roman" w:cs="Times New Roman"/>
+          <w:b/>
+          <w:bCs/>
+          <w:sz w:val="28"/>
+          <w:szCs w:val="28"/>
+        </w:rPr>
+        <w:t xml:space="preserve"> requests that are pending approval so that I can </w:t>
+      </w:r>
+      <w:r>
+        <w:rPr>
+          <w:rFonts w:ascii="Times New Roman" w:hAnsi="Times New Roman" w:cs="Times New Roman"/>
+          <w:b/>
+          <w:bCs/>
+          <w:sz w:val="28"/>
+          <w:szCs w:val="28"/>
+        </w:rPr>
+        <w:t>efficiently review and process</w:t>
+      </w:r>
+      <w:r>
+        <w:rPr>
+          <w:rFonts w:ascii="Times New Roman" w:hAnsi="Times New Roman" w:cs="Times New Roman"/>
+          <w:b/>
+          <w:bCs/>
+          <w:sz w:val="28"/>
+          <w:szCs w:val="28"/>
+        </w:rPr>
+        <w:t xml:space="preserve"> the submitted request.</w:t>
       </w:r>
     </w:p>
     <w:p>
@@ -204,7 +354,43 @@
           <w:sz w:val="28"/>
           <w:szCs w:val="28"/>
         </w:rPr>
-        <w:t xml:space="preserve"> requests submitted, when I open the thread of pending requests, I am able to view the request and additional information added from employee</w:t>
+        <w:t xml:space="preserve"> requests submitted, when I open the pending requests, I </w:t>
+      </w:r>
+      <w:r>
+        <w:rPr>
+          <w:rFonts w:ascii="Times New Roman" w:hAnsi="Times New Roman" w:cs="Times New Roman"/>
+          <w:color w:val="767171" w:themeColor="background2" w:themeShade="80"/>
+          <w:sz w:val="28"/>
+          <w:szCs w:val="28"/>
+        </w:rPr>
+        <w:t>can</w:t>
+      </w:r>
+      <w:r>
+        <w:rPr>
+          <w:rFonts w:ascii="Times New Roman" w:hAnsi="Times New Roman" w:cs="Times New Roman"/>
+          <w:color w:val="767171" w:themeColor="background2" w:themeShade="80"/>
+          <w:sz w:val="28"/>
+          <w:szCs w:val="28"/>
+        </w:rPr>
+        <w:t xml:space="preserve"> view the request and additional </w:t>
+      </w:r>
+      <w:r>
+        <w:rPr>
+          <w:rFonts w:ascii="Times New Roman" w:hAnsi="Times New Roman" w:cs="Times New Roman"/>
+          <w:color w:val="767171" w:themeColor="background2" w:themeShade="80"/>
+          <w:sz w:val="28"/>
+          <w:szCs w:val="28"/>
+        </w:rPr>
+        <w:t>details</w:t>
+      </w:r>
+      <w:r>
+        <w:rPr>
+          <w:rFonts w:ascii="Times New Roman" w:hAnsi="Times New Roman" w:cs="Times New Roman"/>
+          <w:color w:val="767171" w:themeColor="background2" w:themeShade="80"/>
+          <w:sz w:val="28"/>
+          <w:szCs w:val="28"/>
+        </w:rPr>
+        <w:t xml:space="preserve"> added from employee</w:t>
       </w:r>
       <w:r>
         <w:rPr>
@@ -256,7 +442,67 @@
           <w:sz w:val="28"/>
           <w:szCs w:val="28"/>
         </w:rPr>
-        <w:t>, I want accessibility to view request status so that I am notified of updates to my requests.</w:t>
+        <w:t>, I want access</w:t>
+      </w:r>
+      <w:r>
+        <w:rPr>
+          <w:rFonts w:ascii="Times New Roman" w:hAnsi="Times New Roman" w:cs="Times New Roman"/>
+          <w:b/>
+          <w:bCs/>
+          <w:sz w:val="28"/>
+          <w:szCs w:val="28"/>
+        </w:rPr>
+        <w:t xml:space="preserve"> to the status of my shift-swap </w:t>
+      </w:r>
+      <w:r>
+        <w:rPr>
+          <w:rFonts w:ascii="Times New Roman" w:hAnsi="Times New Roman" w:cs="Times New Roman"/>
+          <w:b/>
+          <w:bCs/>
+          <w:sz w:val="28"/>
+          <w:szCs w:val="28"/>
+        </w:rPr>
+        <w:t xml:space="preserve">request so that I am notified </w:t>
+      </w:r>
+      <w:r>
+        <w:rPr>
+          <w:rFonts w:ascii="Times New Roman" w:hAnsi="Times New Roman" w:cs="Times New Roman"/>
+          <w:b/>
+          <w:bCs/>
+          <w:sz w:val="28"/>
+          <w:szCs w:val="28"/>
+        </w:rPr>
+        <w:t xml:space="preserve">and informed </w:t>
+      </w:r>
+      <w:r>
+        <w:rPr>
+          <w:rFonts w:ascii="Times New Roman" w:hAnsi="Times New Roman" w:cs="Times New Roman"/>
+          <w:b/>
+          <w:bCs/>
+          <w:sz w:val="28"/>
+          <w:szCs w:val="28"/>
+        </w:rPr>
+        <w:t xml:space="preserve">of </w:t>
+      </w:r>
+      <w:r>
+        <w:rPr>
+          <w:rFonts w:ascii="Times New Roman" w:hAnsi="Times New Roman" w:cs="Times New Roman"/>
+          <w:b/>
+          <w:bCs/>
+          <w:sz w:val="28"/>
+          <w:szCs w:val="28"/>
+        </w:rPr>
+        <w:t>progress</w:t>
+      </w:r>
+      <w:r>
+        <w:rPr>
+          <w:rFonts w:ascii="Times New Roman" w:hAnsi="Times New Roman" w:cs="Times New Roman"/>
+          <w:b/>
+          <w:bCs/>
+          <w:sz w:val="28"/>
+          <w:szCs w:val="28"/>
+        </w:rPr>
+        <w:t xml:space="preserve"> to my requests.</w:t>
       </w:r>
     </w:p>
     <w:p>
@@ -277,67 +523,171 @@
           <w:sz w:val="28"/>
           <w:szCs w:val="28"/>
         </w:rPr>
-        <w:t>Acceptance: Given current request, when I open it, the status is up to date and displays current changes to the request.</w:t>
+        <w:t xml:space="preserve">Acceptance: Given current request, when I open it, the status is up to date and displays </w:t>
+      </w:r>
+      <w:r>
+        <w:rPr>
+          <w:rFonts w:ascii="Times New Roman" w:hAnsi="Times New Roman" w:cs="Times New Roman"/>
+          <w:color w:val="767171" w:themeColor="background2" w:themeShade="80"/>
+          <w:sz w:val="28"/>
+          <w:szCs w:val="28"/>
+        </w:rPr>
+        <w:t>status</w:t>
+      </w:r>
+      <w:r>
+        <w:rPr>
+          <w:rFonts w:ascii="Times New Roman" w:hAnsi="Times New Roman" w:cs="Times New Roman"/>
+          <w:color w:val="767171" w:themeColor="background2" w:themeShade="80"/>
+          <w:sz w:val="28"/>
+          <w:szCs w:val="28"/>
+        </w:rPr>
+        <w:t xml:space="preserve"> and change history</w:t>
+      </w:r>
+      <w:r>
+        <w:rPr>
+          <w:rFonts w:ascii="Times New Roman" w:hAnsi="Times New Roman" w:cs="Times New Roman"/>
+          <w:color w:val="767171" w:themeColor="background2" w:themeShade="80"/>
+          <w:sz w:val="28"/>
+          <w:szCs w:val="28"/>
+        </w:rPr>
+        <w:t>.</w:t>
       </w:r>
     </w:p>
     <w:p>
       <w:pPr>
         <w:spacing w:line="360" w:lineRule="auto"/>
-        <w:rPr>
-          <w:rFonts w:ascii="Times New Roman" w:hAnsi="Times New Roman" w:cs="Times New Roman"/>
-          <w:b/>
-          <w:bCs/>
-          <w:sz w:val="28"/>
-          <w:szCs w:val="28"/>
-        </w:rPr>
       </w:pPr>
       <w:r>
         <w:rPr>
           <w:rFonts w:ascii="Times New Roman" w:hAnsi="Times New Roman" w:cs="Times New Roman"/>
           <w:b/>
           <w:bCs/>
-          <w:sz w:val="28"/>
-          <w:szCs w:val="28"/>
-        </w:rPr>
-        <w:tab/>
-      </w:r>
-      <w:r>
-        <w:rPr>
-          <w:rFonts w:ascii="Times New Roman" w:hAnsi="Times New Roman" w:cs="Times New Roman"/>
-          <w:b/>
-          <w:bCs/>
-          <w:sz w:val="28"/>
-          <w:szCs w:val="28"/>
-        </w:rPr>
-        <w:tab/>
-      </w:r>
-      <w:r>
-        <w:rPr>
-          <w:rFonts w:ascii="Times New Roman" w:hAnsi="Times New Roman" w:cs="Times New Roman"/>
-          <w:b/>
-          <w:bCs/>
-          <w:sz w:val="28"/>
-          <w:szCs w:val="28"/>
-        </w:rPr>
-        <w:tab/>
-      </w:r>
-      <w:r>
-        <w:rPr>
-          <w:rFonts w:ascii="Times New Roman" w:hAnsi="Times New Roman" w:cs="Times New Roman"/>
-          <w:b/>
-          <w:bCs/>
-          <w:sz w:val="28"/>
-          <w:szCs w:val="28"/>
-        </w:rPr>
-        <w:tab/>
+          <w:sz w:val="40"/>
+          <w:szCs w:val="40"/>
+        </w:rPr>
+        <w:t xml:space="preserve">Receiving </w:t>
+      </w:r>
+      <w:r>
+        <w:rPr>
+          <w:rFonts w:ascii="Times New Roman" w:hAnsi="Times New Roman" w:cs="Times New Roman"/>
+          <w:b/>
+          <w:bCs/>
+          <w:sz w:val="40"/>
+          <w:szCs w:val="40"/>
+        </w:rPr>
+        <w:t>Employee</w:t>
+      </w:r>
+      <w:r>
+        <w:rPr>
+          <w:rFonts w:ascii="Times New Roman" w:hAnsi="Times New Roman" w:cs="Times New Roman"/>
+          <w:b/>
+          <w:bCs/>
+          <w:sz w:val="40"/>
+          <w:szCs w:val="40"/>
+        </w:rPr>
+        <w:t xml:space="preserve">- </w:t>
+      </w:r>
+      <w:r>
+        <w:rPr>
+          <w:rFonts w:ascii="Times New Roman" w:hAnsi="Times New Roman" w:cs="Times New Roman"/>
+          <w:b/>
+          <w:bCs/>
+          <w:sz w:val="28"/>
+          <w:szCs w:val="28"/>
+        </w:rPr>
+        <w:t xml:space="preserve">As an employee </w:t>
+      </w:r>
+      <w:r>
+        <w:rPr>
+          <w:rFonts w:ascii="Times New Roman" w:hAnsi="Times New Roman" w:cs="Times New Roman"/>
+          <w:b/>
+          <w:bCs/>
+          <w:sz w:val="28"/>
+          <w:szCs w:val="28"/>
+        </w:rPr>
+        <w:t xml:space="preserve">receiving a shift-swap request, I want to accept or decline it so that I can </w:t>
+      </w:r>
+      <w:r>
+        <w:rPr>
+          <w:rFonts w:ascii="Times New Roman" w:hAnsi="Times New Roman" w:cs="Times New Roman"/>
+          <w:b/>
+          <w:bCs/>
+          <w:sz w:val="28"/>
+          <w:szCs w:val="28"/>
+        </w:rPr>
+        <w:t>determine</w:t>
+      </w:r>
+      <w:r>
+        <w:rPr>
+          <w:rFonts w:ascii="Times New Roman" w:hAnsi="Times New Roman" w:cs="Times New Roman"/>
+          <w:b/>
+          <w:bCs/>
+          <w:sz w:val="28"/>
+          <w:szCs w:val="28"/>
+        </w:rPr>
+        <w:t xml:space="preserve"> whether </w:t>
+      </w:r>
+      <w:r>
+        <w:rPr>
+          <w:rFonts w:ascii="Times New Roman" w:hAnsi="Times New Roman" w:cs="Times New Roman"/>
+          <w:b/>
+          <w:bCs/>
+          <w:sz w:val="28"/>
+          <w:szCs w:val="28"/>
+        </w:rPr>
+        <w:t xml:space="preserve">I want </w:t>
+      </w:r>
+      <w:r>
+        <w:rPr>
+          <w:rFonts w:ascii="Times New Roman" w:hAnsi="Times New Roman" w:cs="Times New Roman"/>
+          <w:b/>
+          <w:bCs/>
+          <w:sz w:val="28"/>
+          <w:szCs w:val="28"/>
+        </w:rPr>
+        <w:t>to exchange shifts</w:t>
+      </w:r>
+      <w:r>
+        <w:t>.</w:t>
       </w:r>
     </w:p>
     <w:p>
       <w:pPr>
+        <w:spacing w:line="360" w:lineRule="auto"/>
         <w:jc w:val="center"/>
         <w:rPr>
           <w:rFonts w:ascii="Times New Roman" w:hAnsi="Times New Roman" w:cs="Times New Roman"/>
-          <w:color w:val="7B7B7B" w:themeColor="accent3" w:themeShade="BF"/>
+          <w:color w:val="767171" w:themeColor="background2" w:themeShade="80"/>
+          <w:sz w:val="28"/>
+          <w:szCs w:val="28"/>
+        </w:rPr>
+      </w:pPr>
+      <w:r>
+        <w:rPr>
+          <w:rFonts w:ascii="Times New Roman" w:hAnsi="Times New Roman" w:cs="Times New Roman"/>
+          <w:color w:val="767171" w:themeColor="background2" w:themeShade="80"/>
+          <w:sz w:val="28"/>
+          <w:szCs w:val="28"/>
+        </w:rPr>
+        <w:t xml:space="preserve">Acceptance: Given </w:t>
+      </w:r>
+      <w:r>
+        <w:rPr>
+          <w:rFonts w:ascii="Times New Roman" w:hAnsi="Times New Roman" w:cs="Times New Roman"/>
+          <w:color w:val="767171" w:themeColor="background2" w:themeShade="80"/>
+          <w:sz w:val="28"/>
+          <w:szCs w:val="28"/>
+        </w:rPr>
+        <w:t>a pending request awaiting my acceptance, when open and viewed, I can either accept or decline the request.</w:t>
+      </w:r>
+    </w:p>
+    <w:p>
+      <w:pPr>
+        <w:spacing w:line="360" w:lineRule="auto"/>
+        <w:rPr>
+          <w:rFonts w:ascii="Times New Roman" w:hAnsi="Times New Roman" w:cs="Times New Roman"/>
+          <w:b/>
+          <w:bCs/>
           <w:sz w:val="28"/>
           <w:szCs w:val="28"/>
         </w:rPr>
@@ -1569,6 +1919,23 @@
 </file>
 
 <file path=customXml/item1.xml><?xml version="1.0" encoding="utf-8"?>
+<?mso-contentType ?>
+<FormTemplates xmlns="http://schemas.microsoft.com/sharepoint/v3/contenttype/forms">
+  <Display>DocumentLibraryForm</Display>
+  <Edit>DocumentLibraryForm</Edit>
+  <New>DocumentLibraryForm</New>
+</FormTemplates>
+</file>
+
+<file path=customXml/item2.xml><?xml version="1.0" encoding="utf-8"?>
+<p:properties xmlns:p="http://schemas.microsoft.com/office/2006/metadata/properties" xmlns:xsi="http://www.w3.org/2001/XMLSchema-instance" xmlns:pc="http://schemas.microsoft.com/office/infopath/2007/PartnerControls">
+  <documentManagement>
+    <_activity xmlns="a20fd65b-3639-44d4-aceb-67cc7bbb258b" xsi:nil="true"/>
+  </documentManagement>
+</p:properties>
+</file>
+
+<file path=customXml/item3.xml><?xml version="1.0" encoding="utf-8"?>
 <ct:contentTypeSchema xmlns:ct="http://schemas.microsoft.com/office/2006/metadata/contentType" xmlns:ma="http://schemas.microsoft.com/office/2006/metadata/properties/metaAttributes" ct:_="" ma:_="" ma:contentTypeName="Document" ma:contentTypeID="0x0101001AFD5A684C3F5D4EAEDEE1B821303D9E" ma:contentTypeVersion="5" ma:contentTypeDescription="Create a new document." ma:contentTypeScope="" ma:versionID="ee76e879633d95f58cb65b01875fe32f">
   <xsd:schema xmlns:xsd="http://www.w3.org/2001/XMLSchema" xmlns:xs="http://www.w3.org/2001/XMLSchema" xmlns:p="http://schemas.microsoft.com/office/2006/metadata/properties" xmlns:ns3="a20fd65b-3639-44d4-aceb-67cc7bbb258b" targetNamespace="http://schemas.microsoft.com/office/2006/metadata/properties" ma:root="true" ma:fieldsID="449d407581f0594c49ba06139b47e9f9" ns3:_="">
     <xsd:import namespace="a20fd65b-3639-44d4-aceb-67cc7bbb258b"/>
@@ -1718,24 +2085,25 @@
 </ct:contentTypeSchema>
 </file>
 
-<file path=customXml/item2.xml><?xml version="1.0" encoding="utf-8"?>
-<p:properties xmlns:p="http://schemas.microsoft.com/office/2006/metadata/properties" xmlns:xsi="http://www.w3.org/2001/XMLSchema-instance" xmlns:pc="http://schemas.microsoft.com/office/infopath/2007/PartnerControls">
-  <documentManagement>
-    <_activity xmlns="a20fd65b-3639-44d4-aceb-67cc7bbb258b" xsi:nil="true"/>
-  </documentManagement>
-</p:properties>
+<file path=customXml/itemProps1.xml><?xml version="1.0" encoding="utf-8"?>
+<ds:datastoreItem xmlns:ds="http://schemas.openxmlformats.org/officeDocument/2006/customXml" ds:itemID="{1D8C738F-BC77-41B9-A12A-481E867FAE05}">
+  <ds:schemaRefs>
+    <ds:schemaRef ds:uri="http://schemas.microsoft.com/sharepoint/v3/contenttype/forms"/>
+  </ds:schemaRefs>
+</ds:datastoreItem>
 </file>
 
-<file path=customXml/item3.xml><?xml version="1.0" encoding="utf-8"?>
-<?mso-contentType ?>
-<FormTemplates xmlns="http://schemas.microsoft.com/sharepoint/v3/contenttype/forms">
-  <Display>DocumentLibraryForm</Display>
-  <Edit>DocumentLibraryForm</Edit>
-  <New>DocumentLibraryForm</New>
-</FormTemplates>
+<file path=customXml/itemProps2.xml><?xml version="1.0" encoding="utf-8"?>
+<ds:datastoreItem xmlns:ds="http://schemas.openxmlformats.org/officeDocument/2006/customXml" ds:itemID="{27EC6F55-FF32-4E69-A525-AFF74CED22BD}">
+  <ds:schemaRefs>
+    <ds:schemaRef ds:uri="http://schemas.microsoft.com/office/2006/metadata/properties"/>
+    <ds:schemaRef ds:uri="http://schemas.microsoft.com/office/infopath/2007/PartnerControls"/>
+    <ds:schemaRef ds:uri="a20fd65b-3639-44d4-aceb-67cc7bbb258b"/>
+  </ds:schemaRefs>
+</ds:datastoreItem>
 </file>
 
-<file path=customXml/itemProps1.xml><?xml version="1.0" encoding="utf-8"?>
+<file path=customXml/itemProps3.xml><?xml version="1.0" encoding="utf-8"?>
 <ds:datastoreItem xmlns:ds="http://schemas.openxmlformats.org/officeDocument/2006/customXml" ds:itemID="{2C8790DF-B6A1-430A-B9CE-5810E828BD70}">
   <ds:schemaRefs>
     <ds:schemaRef ds:uri="http://schemas.microsoft.com/office/2006/metadata/contentType"/>
@@ -1751,22 +2119,4 @@
     <ds:schemaRef ds:uri="http://schemas.microsoft.com/internal/obd"/>
   </ds:schemaRefs>
 </ds:datastoreItem>
-</file>
-
-<file path=customXml/itemProps2.xml><?xml version="1.0" encoding="utf-8"?>
-<ds:datastoreItem xmlns:ds="http://schemas.openxmlformats.org/officeDocument/2006/customXml" ds:itemID="{27EC6F55-FF32-4E69-A525-AFF74CED22BD}">
-  <ds:schemaRefs>
-    <ds:schemaRef ds:uri="http://schemas.microsoft.com/office/2006/metadata/properties"/>
-    <ds:schemaRef ds:uri="http://schemas.microsoft.com/office/infopath/2007/PartnerControls"/>
-    <ds:schemaRef ds:uri="a20fd65b-3639-44d4-aceb-67cc7bbb258b"/>
-  </ds:schemaRefs>
-</ds:datastoreItem>
-</file>
-
-<file path=customXml/itemProps3.xml><?xml version="1.0" encoding="utf-8"?>
-<ds:datastoreItem xmlns:ds="http://schemas.openxmlformats.org/officeDocument/2006/customXml" ds:itemID="{1D8C738F-BC77-41B9-A12A-481E867FAE05}">
-  <ds:schemaRefs>
-    <ds:schemaRef ds:uri="http://schemas.microsoft.com/sharepoint/v3/contenttype/forms"/>
-  </ds:schemaRefs>
-</ds:datastoreItem>
 </file>